--- a/app/doc_templates/p2_standard_v1/M05_annual_return_authorisation_package_standard.docx
+++ b/app/doc_templates/p2_standard_v1/M05_annual_return_authorisation_package_standard.docx
@@ -2,6 +2,648 @@
 <file path=word/document.xml><?xml version="1.0" encoding="utf-8"?>
 <w:document xmlns:wpc="http://schemas.microsoft.com/office/word/2010/wordprocessingCanvas" xmlns:mo="http://schemas.microsoft.com/office/mac/office/2008/main" xmlns:mc="http://schemas.openxmlformats.org/markup-compatibility/2006" xmlns:mv="urn:schemas-microsoft-com:mac:vml" xmlns:o="urn:schemas-microsoft-com:office:office" xmlns:r="http://schemas.openxmlformats.org/officeDocument/2006/relationships" xmlns:m="http://schemas.openxmlformats.org/officeDocument/2006/math" xmlns:v="urn:schemas-microsoft-com:vml" xmlns:wp14="http://schemas.microsoft.com/office/word/2010/wordprocessingDrawing" xmlns:wp="http://schemas.openxmlformats.org/drawingml/2006/wordprocessingDrawing" xmlns:w10="urn:schemas-microsoft-com:office:word" xmlns:w="http://schemas.openxmlformats.org/wordprocessingml/2006/main" xmlns:w14="http://schemas.microsoft.com/office/word/2010/wordml" xmlns:wpg="http://schemas.microsoft.com/office/word/2010/wordprocessingGroup" xmlns:wpi="http://schemas.microsoft.com/office/word/2010/wordprocessingInk" xmlns:wne="http://schemas.microsoft.com/office/word/2006/wordml" xmlns:wps="http://schemas.microsoft.com/office/word/2010/wordprocessingShape" mc:Ignorable="w14 wp14">
   <w:body>
+    <w:p>
+      <w:pPr>
+        <w:keepNext/>
+        <w:spacing w:after="20"/>
+        <w:jc w:val="center"/>
+      </w:pPr>
+      <w:r>
+        <w:rPr>
+          <w:rFonts w:ascii="Calibri" w:hAnsi="Calibri" w:eastAsia="Microsoft YaHei"/>
+          <w:b/>
+          <w:i w:val="0"/>
+          <w:sz w:val="24"/>
+        </w:rPr>
+        <w:t>{{company.company_name}}</w:t>
+      </w:r>
+    </w:p>
+    <w:p>
+      <w:pPr>
+        <w:keepNext/>
+        <w:spacing w:after="20"/>
+        <w:jc w:val="center"/>
+      </w:pPr>
+      <w:r>
+        <w:rPr>
+          <w:rFonts w:ascii="Calibri" w:hAnsi="Calibri" w:eastAsia="Microsoft YaHei"/>
+          <w:b w:val="0"/>
+          <w:i w:val="0"/>
+          <w:sz w:val="20"/>
+        </w:rPr>
+        <w:t>Company Registration No. {{company.uen}}</w:t>
+      </w:r>
+    </w:p>
+    <w:p>
+      <w:pPr>
+        <w:keepNext/>
+        <w:spacing w:after="20"/>
+        <w:jc w:val="center"/>
+      </w:pPr>
+      <w:r>
+        <w:rPr>
+          <w:rFonts w:ascii="Calibri" w:hAnsi="Calibri" w:eastAsia="Microsoft YaHei"/>
+          <w:b w:val="0"/>
+          <w:i w:val="0"/>
+          <w:sz w:val="20"/>
+        </w:rPr>
+        <w:t>(Incorporated in the Republic of Singapore)</w:t>
+      </w:r>
+    </w:p>
+    <w:p>
+      <w:pPr>
+        <w:keepNext/>
+        <w:spacing w:after="240"/>
+        <w:jc w:val="center"/>
+      </w:pPr>
+      <w:r>
+        <w:rPr>
+          <w:rFonts w:ascii="Calibri" w:hAnsi="Calibri" w:eastAsia="Microsoft YaHei"/>
+          <w:b w:val="0"/>
+          <w:i w:val="0"/>
+          <w:sz w:val="20"/>
+        </w:rPr>
+        <w:t>(the "Company")</w:t>
+      </w:r>
+    </w:p>
+    <w:p>
+      <w:pPr>
+        <w:keepNext/>
+        <w:spacing w:after="280"/>
+        <w:jc w:val="center"/>
+      </w:pPr>
+      <w:r>
+        <w:rPr>
+          <w:rFonts w:ascii="Calibri" w:hAnsi="Calibri" w:eastAsia="Microsoft YaHei"/>
+          <w:b/>
+          <w:i w:val="0"/>
+          <w:sz w:val="24"/>
+        </w:rPr>
+        <w:t>ANNUAL RETURN REVIEW SUMMARY</w:t>
+      </w:r>
+    </w:p>
+    <w:tbl>
+      <w:tblPr>
+        <w:tblW w:type="dxa" w:w="9360"/>
+        <w:tblLook w:firstColumn="1" w:firstRow="1" w:lastColumn="0" w:lastRow="0" w:noHBand="0" w:noVBand="1" w:val="04A0"/>
+        <w:tblBorders>
+          <w:top w:val="single" w:sz="4" w:space="0" w:color="B8C1CC"/>
+          <w:left w:val="single" w:sz="4" w:space="0" w:color="B8C1CC"/>
+          <w:bottom w:val="single" w:sz="4" w:space="0" w:color="B8C1CC"/>
+          <w:right w:val="single" w:sz="4" w:space="0" w:color="B8C1CC"/>
+          <w:insideH w:val="single" w:sz="4" w:space="0" w:color="B8C1CC"/>
+          <w:insideV w:val="single" w:sz="4" w:space="0" w:color="B8C1CC"/>
+        </w:tblBorders>
+        <w:tblCellMar>
+          <w:top w:w="90" w:type="dxa"/>
+          <w:bottom w:w="90" w:type="dxa"/>
+          <w:start w:w="110" w:type="dxa"/>
+          <w:end w:w="110" w:type="dxa"/>
+        </w:tblCellMar>
+      </w:tblPr>
+      <w:tblGrid>
+        <w:gridCol w:w="3100"/>
+        <w:gridCol w:w="1800"/>
+        <w:gridCol w:w="4460"/>
+      </w:tblGrid>
+      <w:tr>
+        <w:tc>
+          <w:tcPr>
+            <w:tcW w:type="dxa" w:w="3100"/>
+            <w:shd w:fill="F2F4F7"/>
+            <w:vAlign w:val="center"/>
+          </w:tcPr>
+          <w:p>
+            <w:pPr>
+              <w:spacing w:before="0" w:after="0"/>
+              <w:jc w:val="center"/>
+            </w:pPr>
+            <w:r>
+              <w:rPr>
+                <w:rFonts w:ascii="Calibri" w:hAnsi="Calibri" w:eastAsia="Microsoft YaHei"/>
+                <w:b/>
+                <w:sz w:val="18"/>
+              </w:rPr>
+              <w:t>Company name</w:t>
+            </w:r>
+          </w:p>
+        </w:tc>
+        <w:tc>
+          <w:tcPr>
+            <w:tcW w:type="dxa" w:w="1800"/>
+            <w:shd w:fill="F2F4F7"/>
+            <w:vAlign w:val="center"/>
+          </w:tcPr>
+          <w:p>
+            <w:pPr>
+              <w:spacing w:before="0" w:after="0"/>
+              <w:jc w:val="center"/>
+            </w:pPr>
+            <w:r>
+              <w:rPr>
+                <w:rFonts w:ascii="Calibri" w:hAnsi="Calibri" w:eastAsia="Microsoft YaHei"/>
+                <w:b/>
+                <w:sz w:val="18"/>
+              </w:rPr>
+              <w:t>UEN</w:t>
+            </w:r>
+          </w:p>
+        </w:tc>
+        <w:tc>
+          <w:tcPr>
+            <w:tcW w:type="dxa" w:w="4460"/>
+            <w:shd w:fill="F2F4F7"/>
+            <w:vAlign w:val="center"/>
+          </w:tcPr>
+          <w:p>
+            <w:pPr>
+              <w:spacing w:before="0" w:after="0"/>
+              <w:jc w:val="center"/>
+            </w:pPr>
+            <w:r>
+              <w:rPr>
+                <w:rFonts w:ascii="Calibri" w:hAnsi="Calibri" w:eastAsia="Microsoft YaHei"/>
+                <w:b/>
+                <w:sz w:val="18"/>
+              </w:rPr>
+              <w:t>Registered office</w:t>
+            </w:r>
+          </w:p>
+        </w:tc>
+      </w:tr>
+      <w:tr>
+        <w:tc>
+          <w:tcPr>
+            <w:tcW w:type="dxa" w:w="3100"/>
+            <w:vAlign w:val="center"/>
+          </w:tcPr>
+          <w:p>
+            <w:pPr>
+              <w:spacing w:before="0" w:after="0"/>
+            </w:pPr>
+            <w:r>
+              <w:rPr>
+                <w:rFonts w:ascii="Calibri" w:hAnsi="Calibri" w:eastAsia="Microsoft YaHei"/>
+                <w:b w:val="0"/>
+                <w:sz w:val="18"/>
+              </w:rPr>
+              <w:t>{{company.company_name}}</w:t>
+            </w:r>
+          </w:p>
+        </w:tc>
+        <w:tc>
+          <w:tcPr>
+            <w:tcW w:type="dxa" w:w="1800"/>
+            <w:vAlign w:val="center"/>
+          </w:tcPr>
+          <w:p>
+            <w:pPr>
+              <w:spacing w:before="0" w:after="0"/>
+            </w:pPr>
+            <w:r>
+              <w:rPr>
+                <w:rFonts w:ascii="Calibri" w:hAnsi="Calibri" w:eastAsia="Microsoft YaHei"/>
+                <w:b w:val="0"/>
+                <w:sz w:val="18"/>
+              </w:rPr>
+              <w:t>{{company.uen}}</w:t>
+            </w:r>
+          </w:p>
+        </w:tc>
+        <w:tc>
+          <w:tcPr>
+            <w:tcW w:type="dxa" w:w="4460"/>
+            <w:vAlign w:val="center"/>
+          </w:tcPr>
+          <w:p>
+            <w:pPr>
+              <w:spacing w:before="0" w:after="0"/>
+            </w:pPr>
+            <w:r>
+              <w:rPr>
+                <w:rFonts w:ascii="Calibri" w:hAnsi="Calibri" w:eastAsia="Microsoft YaHei"/>
+                <w:b w:val="0"/>
+                <w:sz w:val="18"/>
+              </w:rPr>
+              <w:t>{{company.registered_office_address}}</w:t>
+            </w:r>
+          </w:p>
+        </w:tc>
+      </w:tr>
+    </w:tbl>
+    <w:p>
+      <w:pPr>
+        <w:spacing w:after="80"/>
+      </w:pPr>
+    </w:p>
+    <w:tbl>
+      <w:tblPr>
+        <w:tblW w:type="dxa" w:w="8360"/>
+        <w:tblLook w:firstColumn="1" w:firstRow="1" w:lastColumn="0" w:lastRow="0" w:noHBand="0" w:noVBand="1" w:val="04A0"/>
+        <w:tblBorders>
+          <w:top w:val="single" w:sz="4" w:space="0" w:color="B8C1CC"/>
+          <w:left w:val="single" w:sz="4" w:space="0" w:color="B8C1CC"/>
+          <w:bottom w:val="single" w:sz="4" w:space="0" w:color="B8C1CC"/>
+          <w:right w:val="single" w:sz="4" w:space="0" w:color="B8C1CC"/>
+          <w:insideH w:val="single" w:sz="4" w:space="0" w:color="B8C1CC"/>
+          <w:insideV w:val="single" w:sz="4" w:space="0" w:color="B8C1CC"/>
+        </w:tblBorders>
+        <w:tblCellMar>
+          <w:top w:w="90" w:type="dxa"/>
+          <w:bottom w:w="90" w:type="dxa"/>
+          <w:start w:w="110" w:type="dxa"/>
+          <w:end w:w="110" w:type="dxa"/>
+        </w:tblCellMar>
+      </w:tblPr>
+      <w:tblGrid>
+        <w:gridCol w:w="1850"/>
+        <w:gridCol w:w="1850"/>
+        <w:gridCol w:w="2600"/>
+        <w:gridCol w:w="2060"/>
+      </w:tblGrid>
+      <w:tr>
+        <w:tc>
+          <w:tcPr>
+            <w:tcW w:type="dxa" w:w="1850"/>
+            <w:shd w:fill="F2F4F7"/>
+            <w:vAlign w:val="center"/>
+          </w:tcPr>
+          <w:p>
+            <w:pPr>
+              <w:spacing w:before="0" w:after="0"/>
+              <w:jc w:val="center"/>
+            </w:pPr>
+            <w:r>
+              <w:rPr>
+                <w:rFonts w:ascii="Calibri" w:hAnsi="Calibri" w:eastAsia="Microsoft YaHei"/>
+                <w:b/>
+                <w:sz w:val="18"/>
+              </w:rPr>
+              <w:t>FYE</w:t>
+            </w:r>
+          </w:p>
+        </w:tc>
+        <w:tc>
+          <w:tcPr>
+            <w:tcW w:type="dxa" w:w="1850"/>
+            <w:shd w:fill="F2F4F7"/>
+            <w:vAlign w:val="center"/>
+          </w:tcPr>
+          <w:p>
+            <w:pPr>
+              <w:spacing w:before="0" w:after="0"/>
+              <w:jc w:val="center"/>
+            </w:pPr>
+            <w:r>
+              <w:rPr>
+                <w:rFonts w:ascii="Calibri" w:hAnsi="Calibri" w:eastAsia="Microsoft YaHei"/>
+                <w:b/>
+                <w:sz w:val="18"/>
+              </w:rPr>
+              <w:t>AGM date</w:t>
+            </w:r>
+          </w:p>
+        </w:tc>
+        <w:tc>
+          <w:tcPr>
+            <w:tcW w:type="dxa" w:w="2600"/>
+            <w:shd w:fill="F2F4F7"/>
+            <w:vAlign w:val="center"/>
+          </w:tcPr>
+          <w:p>
+            <w:pPr>
+              <w:spacing w:before="0" w:after="0"/>
+              <w:jc w:val="center"/>
+            </w:pPr>
+            <w:r>
+              <w:rPr>
+                <w:rFonts w:ascii="Calibri" w:hAnsi="Calibri" w:eastAsia="Microsoft YaHei"/>
+                <w:b/>
+                <w:sz w:val="18"/>
+              </w:rPr>
+              <w:t>Financial statements date</w:t>
+            </w:r>
+          </w:p>
+        </w:tc>
+        <w:tc>
+          <w:tcPr>
+            <w:tcW w:type="dxa" w:w="2060"/>
+            <w:shd w:fill="F2F4F7"/>
+            <w:vAlign w:val="center"/>
+          </w:tcPr>
+          <w:p>
+            <w:pPr>
+              <w:spacing w:before="0" w:after="0"/>
+              <w:jc w:val="center"/>
+            </w:pPr>
+            <w:r>
+              <w:rPr>
+                <w:rFonts w:ascii="Calibri" w:hAnsi="Calibri" w:eastAsia="Microsoft YaHei"/>
+                <w:b/>
+                <w:sz w:val="18"/>
+              </w:rPr>
+              <w:t>Accounts status</w:t>
+            </w:r>
+          </w:p>
+        </w:tc>
+      </w:tr>
+      <w:tr>
+        <w:tc>
+          <w:tcPr>
+            <w:tcW w:type="dxa" w:w="1850"/>
+            <w:vAlign w:val="center"/>
+          </w:tcPr>
+          <w:p>
+            <w:pPr>
+              <w:spacing w:before="0" w:after="0"/>
+            </w:pPr>
+            <w:r>
+              <w:rPr>
+                <w:rFonts w:ascii="Calibri" w:hAnsi="Calibri" w:eastAsia="Microsoft YaHei"/>
+                <w:b w:val="0"/>
+                <w:sz w:val="18"/>
+              </w:rPr>
+              <w:t>{{m05.fye_date}}</w:t>
+            </w:r>
+          </w:p>
+        </w:tc>
+        <w:tc>
+          <w:tcPr>
+            <w:tcW w:type="dxa" w:w="1850"/>
+            <w:vAlign w:val="center"/>
+          </w:tcPr>
+          <w:p>
+            <w:pPr>
+              <w:spacing w:before="0" w:after="0"/>
+            </w:pPr>
+            <w:r>
+              <w:rPr>
+                <w:rFonts w:ascii="Calibri" w:hAnsi="Calibri" w:eastAsia="Microsoft YaHei"/>
+                <w:b w:val="0"/>
+                <w:sz w:val="18"/>
+              </w:rPr>
+              <w:t>{{m05.agm_date}}</w:t>
+            </w:r>
+          </w:p>
+        </w:tc>
+        <w:tc>
+          <w:tcPr>
+            <w:tcW w:type="dxa" w:w="2600"/>
+            <w:vAlign w:val="center"/>
+          </w:tcPr>
+          <w:p>
+            <w:pPr>
+              <w:spacing w:before="0" w:after="0"/>
+            </w:pPr>
+            <w:r>
+              <w:rPr>
+                <w:rFonts w:ascii="Calibri" w:hAnsi="Calibri" w:eastAsia="Microsoft YaHei"/>
+                <w:b w:val="0"/>
+                <w:sz w:val="18"/>
+              </w:rPr>
+              <w:t>{{m05.financial_statement_date_display}}</w:t>
+            </w:r>
+          </w:p>
+        </w:tc>
+        <w:tc>
+          <w:tcPr>
+            <w:tcW w:type="dxa" w:w="2060"/>
+            <w:vAlign w:val="center"/>
+          </w:tcPr>
+          <w:p>
+            <w:pPr>
+              <w:spacing w:before="0" w:after="0"/>
+            </w:pPr>
+            <w:r>
+              <w:rPr>
+                <w:rFonts w:ascii="Calibri" w:hAnsi="Calibri" w:eastAsia="Microsoft YaHei"/>
+                <w:b w:val="0"/>
+                <w:sz w:val="18"/>
+              </w:rPr>
+              <w:t>{{m05.accounts_status_label}}</w:t>
+            </w:r>
+          </w:p>
+        </w:tc>
+      </w:tr>
+    </w:tbl>
+    <w:p>
+      <w:pPr>
+        <w:spacing w:after="80"/>
+      </w:pPr>
+    </w:p>
+    <w:tbl>
+      <w:tblPr>
+        <w:tblW w:type="dxa" w:w="8260"/>
+        <w:tblLook w:firstColumn="1" w:firstRow="1" w:lastColumn="0" w:lastRow="0" w:noHBand="0" w:noVBand="1" w:val="04A0"/>
+        <w:tblBorders>
+          <w:top w:val="single" w:sz="4" w:space="0" w:color="B8C1CC"/>
+          <w:left w:val="single" w:sz="4" w:space="0" w:color="B8C1CC"/>
+          <w:bottom w:val="single" w:sz="4" w:space="0" w:color="B8C1CC"/>
+          <w:right w:val="single" w:sz="4" w:space="0" w:color="B8C1CC"/>
+          <w:insideH w:val="single" w:sz="4" w:space="0" w:color="B8C1CC"/>
+          <w:insideV w:val="single" w:sz="4" w:space="0" w:color="B8C1CC"/>
+        </w:tblBorders>
+        <w:tblCellMar>
+          <w:top w:w="90" w:type="dxa"/>
+          <w:bottom w:w="90" w:type="dxa"/>
+          <w:start w:w="110" w:type="dxa"/>
+          <w:end w:w="110" w:type="dxa"/>
+        </w:tblCellMar>
+      </w:tblPr>
+      <w:tblGrid>
+        <w:gridCol w:w="2200"/>
+        <w:gridCol w:w="2700"/>
+        <w:gridCol w:w="2400"/>
+        <w:gridCol w:w="960"/>
+      </w:tblGrid>
+      <w:tr>
+        <w:tc>
+          <w:tcPr>
+            <w:tcW w:type="dxa" w:w="2200"/>
+            <w:shd w:fill="F2F4F7"/>
+            <w:vAlign w:val="center"/>
+          </w:tcPr>
+          <w:p>
+            <w:pPr>
+              <w:spacing w:before="0" w:after="0"/>
+              <w:jc w:val="center"/>
+            </w:pPr>
+            <w:r>
+              <w:rPr>
+                <w:rFonts w:ascii="Calibri" w:hAnsi="Calibri" w:eastAsia="Microsoft YaHei"/>
+                <w:b/>
+                <w:sz w:val="18"/>
+              </w:rPr>
+              <w:t>Issued shares</w:t>
+            </w:r>
+          </w:p>
+        </w:tc>
+        <w:tc>
+          <w:tcPr>
+            <w:tcW w:type="dxa" w:w="2700"/>
+            <w:shd w:fill="F2F4F7"/>
+            <w:vAlign w:val="center"/>
+          </w:tcPr>
+          <w:p>
+            <w:pPr>
+              <w:spacing w:before="0" w:after="0"/>
+              <w:jc w:val="center"/>
+            </w:pPr>
+            <w:r>
+              <w:rPr>
+                <w:rFonts w:ascii="Calibri" w:hAnsi="Calibri" w:eastAsia="Microsoft YaHei"/>
+                <w:b/>
+                <w:sz w:val="18"/>
+              </w:rPr>
+              <w:t>Issued share capital</w:t>
+            </w:r>
+          </w:p>
+        </w:tc>
+        <w:tc>
+          <w:tcPr>
+            <w:tcW w:type="dxa" w:w="2400"/>
+            <w:shd w:fill="F2F4F7"/>
+            <w:vAlign w:val="center"/>
+          </w:tcPr>
+          <w:p>
+            <w:pPr>
+              <w:spacing w:before="0" w:after="0"/>
+              <w:jc w:val="center"/>
+            </w:pPr>
+            <w:r>
+              <w:rPr>
+                <w:rFonts w:ascii="Calibri" w:hAnsi="Calibri" w:eastAsia="Microsoft YaHei"/>
+                <w:b/>
+                <w:sz w:val="18"/>
+              </w:rPr>
+              <w:t>Paid-up capital</w:t>
+            </w:r>
+          </w:p>
+        </w:tc>
+        <w:tc>
+          <w:tcPr>
+            <w:tcW w:type="dxa" w:w="960"/>
+            <w:shd w:fill="F2F4F7"/>
+            <w:vAlign w:val="center"/>
+          </w:tcPr>
+          <w:p>
+            <w:pPr>
+              <w:spacing w:before="0" w:after="0"/>
+              <w:jc w:val="center"/>
+            </w:pPr>
+            <w:r>
+              <w:rPr>
+                <w:rFonts w:ascii="Calibri" w:hAnsi="Calibri" w:eastAsia="Microsoft YaHei"/>
+                <w:b/>
+                <w:sz w:val="18"/>
+              </w:rPr>
+              <w:t>Currency</w:t>
+            </w:r>
+          </w:p>
+        </w:tc>
+      </w:tr>
+      <w:tr>
+        <w:tc>
+          <w:tcPr>
+            <w:tcW w:type="dxa" w:w="2200"/>
+            <w:vAlign w:val="center"/>
+          </w:tcPr>
+          <w:p>
+            <w:pPr>
+              <w:spacing w:before="0" w:after="0"/>
+            </w:pPr>
+            <w:r>
+              <w:rPr>
+                <w:rFonts w:ascii="Calibri" w:hAnsi="Calibri" w:eastAsia="Microsoft YaHei"/>
+                <w:b w:val="0"/>
+                <w:sz w:val="18"/>
+              </w:rPr>
+              <w:t>{{company.total_issued_shares}}</w:t>
+            </w:r>
+          </w:p>
+        </w:tc>
+        <w:tc>
+          <w:tcPr>
+            <w:tcW w:type="dxa" w:w="2700"/>
+            <w:vAlign w:val="center"/>
+          </w:tcPr>
+          <w:p>
+            <w:pPr>
+              <w:spacing w:before="0" w:after="0"/>
+            </w:pPr>
+            <w:r>
+              <w:rPr>
+                <w:rFonts w:ascii="Calibri" w:hAnsi="Calibri" w:eastAsia="Microsoft YaHei"/>
+                <w:b w:val="0"/>
+                <w:sz w:val="18"/>
+              </w:rPr>
+              <w:t>{{company.issued_share_capital}}</w:t>
+            </w:r>
+          </w:p>
+        </w:tc>
+        <w:tc>
+          <w:tcPr>
+            <w:tcW w:type="dxa" w:w="2400"/>
+            <w:vAlign w:val="center"/>
+          </w:tcPr>
+          <w:p>
+            <w:pPr>
+              <w:spacing w:before="0" w:after="0"/>
+            </w:pPr>
+            <w:r>
+              <w:rPr>
+                <w:rFonts w:ascii="Calibri" w:hAnsi="Calibri" w:eastAsia="Microsoft YaHei"/>
+                <w:b w:val="0"/>
+                <w:sz w:val="18"/>
+              </w:rPr>
+              <w:t>{{company.paid_up_capital}}</w:t>
+            </w:r>
+          </w:p>
+        </w:tc>
+        <w:tc>
+          <w:tcPr>
+            <w:tcW w:type="dxa" w:w="960"/>
+            <w:vAlign w:val="center"/>
+          </w:tcPr>
+          <w:p>
+            <w:pPr>
+              <w:spacing w:before="0" w:after="0"/>
+            </w:pPr>
+            <w:r>
+              <w:rPr>
+                <w:rFonts w:ascii="Calibri" w:hAnsi="Calibri" w:eastAsia="Microsoft YaHei"/>
+                <w:b w:val="0"/>
+                <w:sz w:val="18"/>
+              </w:rPr>
+              <w:t>{{company.currency}}</w:t>
+            </w:r>
+          </w:p>
+        </w:tc>
+      </w:tr>
+    </w:tbl>
+    <w:p>
+      <w:pPr>
+        <w:spacing w:after="80"/>
+      </w:pPr>
+    </w:p>
+    <w:p>
+      <w:pPr>
+        <w:pStyle w:val="LegalClause"/>
+      </w:pPr>
+      <w:r>
+        <w:rPr>
+          <w:rFonts w:ascii="Calibri" w:hAnsi="Calibri" w:eastAsia="Microsoft YaHei"/>
+          <w:b w:val="0"/>
+          <w:i w:val="0"/>
+        </w:rPr>
+        <w:t>The above particulars are prepared for annual return review. The director(s) and authorised signatory should check the Company's BizFile profile, officers, shareholders, share capital, registered office, business activities and registers before the Annual Return is lodged.</w:t>
+      </w:r>
+    </w:p>
+    <w:p>
+      <w:r>
+        <w:br w:type="page"/>
+      </w:r>
+    </w:p>
     <w:p>
       <w:pPr>
         <w:keepNext/>
@@ -105,7 +747,7 @@
           <w:b w:val="0"/>
           <w:i w:val="0"/>
         </w:rPr>
-        <w:t>a) I have verified that the summary of return by a company having a share capital, as reflected in the records of the Registrar, is accurate and up to date as at {{m05.ar_as_at_date}};</w:t>
+        <w:t>a) I have verified that the summary of return by a company having a share capital, as reflected in the records of the Registrar and/or the Company's statutory records, is accurate and up to date as at {{m05.ar_as_at_date}};</w:t>
       </w:r>
     </w:p>
     <w:p>
@@ -118,7 +760,7 @@
           <w:b w:val="0"/>
           <w:i w:val="0"/>
         </w:rPr>
-        <w:t>b) I have made or caused to be made an inspection of the Register of Members and confirm that the relevant share transfer and share capital records have been reviewed for the purpose of the Annual Return;</w:t>
+        <w:t>b) I have inspected, or caused to be inspected, the Register of Members, Register of Directors, Register of Secretaries, Register of Registrable Controllers, Register of Nominee Directors and other statutory records relevant to the Annual Return;</w:t>
       </w:r>
     </w:p>
     <w:p>
@@ -131,7 +773,7 @@
           <w:b w:val="0"/>
           <w:i w:val="0"/>
         </w:rPr>
-        <w:t>c) the Company is a private company and has not issued any invitation to the public to subscribe for any shares or debentures of the Company; and</w:t>
+        <w:t>c) the Company is a private company limited by shares and has not issued any invitation to the public to subscribe for any shares or debentures of the Company; and</w:t>
       </w:r>
     </w:p>
     <w:p>
@@ -285,7 +927,7 @@
           <w:i w:val="0"/>
           <w:sz w:val="24"/>
         </w:rPr>
-        <w:t>STATEMENT BY A SMALL COMPANY EXEMPT FROM AUDIT REQUIREMENTS</w:t>
+        <w:t>{{m05.audit_statement_title}}</w:t>
       </w:r>
     </w:p>
     <w:p>
@@ -298,7 +940,7 @@
           <w:b w:val="0"/>
           <w:i w:val="0"/>
         </w:rPr>
-        <w:t>I/We, the undermentioned director(s) of the Company, hereby declare that, on behalf of the Board of Directors:</w:t>
+        <w:t>{{m05.audit_statement_intro}}</w:t>
       </w:r>
     </w:p>
     <w:p>
@@ -311,7 +953,7 @@
           <w:b w:val="0"/>
           <w:i w:val="0"/>
         </w:rPr>
-        <w:t>a) for the financial period {{m05.financial_period_text}}, the Company qualifies, or is expected to qualify based on the information provided, as a small company under Section 205C of the Companies Act 1967 read with the Thirteenth Schedule;</w:t>
+        <w:t>{{m05.audit_statement_a}}</w:t>
       </w:r>
     </w:p>
     <w:p>
@@ -324,7 +966,7 @@
           <w:b w:val="0"/>
           <w:i w:val="0"/>
         </w:rPr>
-        <w:t>b) no notice has been received from any member requiring the Company to obtain an audit of its financial statements in relation to the financial year; and</w:t>
+        <w:t>{{m05.audit_statement_b}}</w:t>
       </w:r>
     </w:p>
     <w:p>
@@ -337,7 +979,20 @@
           <w:b w:val="0"/>
           <w:i w:val="0"/>
         </w:rPr>
-        <w:t>c) the accounting and other records required to be kept by the Company under Section 199 of the Companies Act 1967 have been kept.</w:t>
+        <w:t>{{m05.audit_statement_c}}</w:t>
+      </w:r>
+    </w:p>
+    <w:p>
+      <w:pPr>
+        <w:pStyle w:val="LegalClause"/>
+      </w:pPr>
+      <w:r>
+        <w:rPr>
+          <w:rFonts w:ascii="Calibri" w:hAnsi="Calibri" w:eastAsia="Microsoft YaHei"/>
+          <w:b w:val="0"/>
+          <w:i w:val="0"/>
+        </w:rPr>
+        <w:t>{{m05.audit_statement_d}}</w:t>
       </w:r>
     </w:p>
     <w:p>
@@ -532,7 +1187,7 @@
           <w:b w:val="0"/>
           <w:i w:val="0"/>
         </w:rPr>
-        <w:t>I/We, the director(s) and/or authorised signatory of {{company.company_name}} (UEN: {{company.uen}}), hereby authorise {{provider.name}} and its designated agents to prepare, initiate and lodge the Annual Return and related electronic filings with ACRA / BizFile for the financial year ended {{m05.fye_date_upper}}.</w:t>
+        <w:t>I/We, the director(s), member(s) and/or authorised signatory of {{company.company_name}} (UEN: {{company.uen}}), hereby authorise {{provider.name}} and its designated officers or agents to prepare, initiate and lodge the Annual Return and related electronic filings with ACRA / BizFile for the financial year ended {{m05.fye_date_upper}}.</w:t>
       </w:r>
     </w:p>
     <w:p>
@@ -558,20 +1213,7 @@
           <w:b w:val="0"/>
           <w:i w:val="0"/>
         </w:rPr>
-        <w:t>I/We further confirm that the financial statements and related information provided for the purpose of the Annual Return have been prepared in accordance with the applicable requirements of the Companies Act 1967, subject to any final review required by the directors and the Company's appointed advisors.</w:t>
-      </w:r>
-    </w:p>
-    <w:p>
-      <w:pPr>
-        <w:pStyle w:val="LegalClause"/>
-      </w:pPr>
-      <w:r>
-        <w:rPr>
-          <w:rFonts w:ascii="Calibri" w:hAnsi="Calibri" w:eastAsia="Microsoft YaHei"/>
-          <w:b w:val="0"/>
-          <w:i w:val="0"/>
-        </w:rPr>
-        <w:t>This authorisation does not remove the directors' responsibility for ensuring that the Company's statutory records, accounting records and Annual Return information are accurate and complete.</w:t>
+        <w:t>I/We confirm that responsibility for the accuracy and completeness of the Annual Return, statutory registers, accounting records and supporting information remains with the Company and its directors.</w:t>
       </w:r>
     </w:p>
     <w:p>
@@ -711,7 +1353,7 @@
           <w:i w:val="0"/>
           <w:sz w:val="24"/>
         </w:rPr>
-        <w:t>MANAGEMENT REPRESENTATION</w:t>
+        <w:t>{{m05.management_representation_title}}</w:t>
       </w:r>
     </w:p>
     <w:p>
@@ -724,7 +1366,7 @@
           <w:b w:val="0"/>
           <w:i w:val="0"/>
         </w:rPr>
-        <w:t>We confirm, to the best of our knowledge and belief, the following matters for the financial period ended {{m05.fye_date_upper}}:</w:t>
+        <w:t>{{m05.management_representation_intro}}</w:t>
       </w:r>
     </w:p>
     <w:p>
@@ -737,7 +1379,7 @@
           <w:b w:val="0"/>
           <w:i w:val="0"/>
         </w:rPr>
-        <w:t>1. We have not received any notice from a shareholder requiring the Company to obtain an audit of its financial statements in relation to the above period.</w:t>
+        <w:t>{{m05.management_representation_1}}</w:t>
       </w:r>
     </w:p>
     <w:p>
@@ -750,7 +1392,7 @@
           <w:b w:val="0"/>
           <w:i w:val="0"/>
         </w:rPr>
-        <w:t>2. All liabilities, contingent liabilities, guarantees and material commitments have been recorded or disclosed to the preparer of the financial statements.</w:t>
+        <w:t>{{m05.management_representation_2}}</w:t>
       </w:r>
     </w:p>
     <w:p>
@@ -763,7 +1405,7 @@
           <w:b w:val="0"/>
           <w:i w:val="0"/>
         </w:rPr>
-        <w:t>3. The Company's accounting and other records required under the Companies Act 1967 have been maintained.</w:t>
+        <w:t>{{m05.management_representation_3}}</w:t>
       </w:r>
     </w:p>
     <w:p>
@@ -776,7 +1418,7 @@
           <w:b w:val="0"/>
           <w:i w:val="0"/>
         </w:rPr>
-        <w:t>4. The financial statements are, to the best of our knowledge and belief, free from material misstatement, including omissions.</w:t>
+        <w:t>{{m05.management_representation_4}}</w:t>
       </w:r>
     </w:p>
     <w:p>
@@ -789,7 +1431,7 @@
           <w:b w:val="0"/>
           <w:i w:val="0"/>
         </w:rPr>
-        <w:t>5. There have been no subsequent events requiring adjustment or disclosure in the financial statements, except as already disclosed.</w:t>
+        <w:t>{{m05.management_representation_5}}</w:t>
       </w:r>
     </w:p>
     <w:p>
@@ -802,7 +1444,20 @@
           <w:b w:val="0"/>
           <w:i w:val="0"/>
         </w:rPr>
-        <w:t>6. We confirm that the Company is able to meet its liabilities as and when they fall due, or that appropriate financial support arrangements have been considered and disclosed where required.</w:t>
+        <w:t>{{m05.management_representation_6}}</w:t>
+      </w:r>
+    </w:p>
+    <w:p>
+      <w:pPr>
+        <w:pStyle w:val="LegalClause"/>
+      </w:pPr>
+      <w:r>
+        <w:rPr>
+          <w:rFonts w:ascii="Calibri" w:hAnsi="Calibri" w:eastAsia="Microsoft YaHei"/>
+          <w:b w:val="0"/>
+          <w:i w:val="0"/>
+        </w:rPr>
+        <w:t>{{m05.management_representation_7}}</w:t>
       </w:r>
     </w:p>
     <w:p>

--- a/app/doc_templates/p2_standard_v1/M05_annual_return_authorisation_package_standard.docx
+++ b/app/doc_templates/p2_standard_v1/M05_annual_return_authorisation_package_standard.docx
@@ -85,6 +85,7 @@
     <w:tbl>
       <w:tblPr>
         <w:tblW w:type="dxa" w:w="9360"/>
+        <w:tblLayout w:type="fixed"/>
         <w:tblLook w:firstColumn="1" w:firstRow="1" w:lastColumn="0" w:lastRow="0" w:noHBand="0" w:noVBand="1" w:val="04A0"/>
         <w:tblBorders>
           <w:top w:val="single" w:sz="4" w:space="0" w:color="B8C1CC"/>
@@ -95,21 +96,24 @@
           <w:insideV w:val="single" w:sz="4" w:space="0" w:color="B8C1CC"/>
         </w:tblBorders>
         <w:tblCellMar>
-          <w:top w:w="90" w:type="dxa"/>
-          <w:bottom w:w="90" w:type="dxa"/>
-          <w:start w:w="110" w:type="dxa"/>
-          <w:end w:w="110" w:type="dxa"/>
+          <w:top w:w="100" w:type="dxa"/>
+          <w:bottom w:w="100" w:type="dxa"/>
+          <w:start w:w="130" w:type="dxa"/>
+          <w:end w:w="130" w:type="dxa"/>
         </w:tblCellMar>
       </w:tblPr>
       <w:tblGrid>
-        <w:gridCol w:w="3100"/>
-        <w:gridCol w:w="1800"/>
-        <w:gridCol w:w="4460"/>
+        <w:gridCol w:w="3300"/>
+        <w:gridCol w:w="1700"/>
+        <w:gridCol w:w="4360"/>
       </w:tblGrid>
       <w:tr>
+        <w:trPr>
+          <w:cantSplit/>
+        </w:trPr>
         <w:tc>
           <w:tcPr>
-            <w:tcW w:type="dxa" w:w="3100"/>
+            <w:tcW w:type="dxa" w:w="3300"/>
             <w:shd w:fill="F2F4F7"/>
             <w:vAlign w:val="center"/>
           </w:tcPr>
@@ -130,7 +134,7 @@
         </w:tc>
         <w:tc>
           <w:tcPr>
-            <w:tcW w:type="dxa" w:w="1800"/>
+            <w:tcW w:type="dxa" w:w="1700"/>
             <w:shd w:fill="F2F4F7"/>
             <w:vAlign w:val="center"/>
           </w:tcPr>
@@ -151,7 +155,7 @@
         </w:tc>
         <w:tc>
           <w:tcPr>
-            <w:tcW w:type="dxa" w:w="4460"/>
+            <w:tcW w:type="dxa" w:w="4360"/>
             <w:shd w:fill="F2F4F7"/>
             <w:vAlign w:val="center"/>
           </w:tcPr>
@@ -172,9 +176,12 @@
         </w:tc>
       </w:tr>
       <w:tr>
+        <w:trPr>
+          <w:cantSplit/>
+        </w:trPr>
         <w:tc>
           <w:tcPr>
-            <w:tcW w:type="dxa" w:w="3100"/>
+            <w:tcW w:type="dxa" w:w="3300"/>
             <w:vAlign w:val="center"/>
           </w:tcPr>
           <w:p>
@@ -184,7 +191,7 @@
             <w:r>
               <w:rPr>
                 <w:rFonts w:ascii="Calibri" w:hAnsi="Calibri" w:eastAsia="Microsoft YaHei"/>
-                <w:b w:val="0"/>
+                <w:b/>
                 <w:sz w:val="18"/>
               </w:rPr>
               <w:t>{{company.company_name}}</w:t>
@@ -193,7 +200,27 @@
         </w:tc>
         <w:tc>
           <w:tcPr>
-            <w:tcW w:type="dxa" w:w="1800"/>
+            <w:tcW w:type="dxa" w:w="1700"/>
+            <w:vAlign w:val="center"/>
+          </w:tcPr>
+          <w:p>
+            <w:pPr>
+              <w:spacing w:before="0" w:after="0"/>
+              <w:jc w:val="center"/>
+            </w:pPr>
+            <w:r>
+              <w:rPr>
+                <w:rFonts w:ascii="Calibri" w:hAnsi="Calibri" w:eastAsia="Microsoft YaHei"/>
+                <w:b/>
+                <w:sz w:val="18"/>
+              </w:rPr>
+              <w:t>{{company.uen}}</w:t>
+            </w:r>
+          </w:p>
+        </w:tc>
+        <w:tc>
+          <w:tcPr>
+            <w:tcW w:type="dxa" w:w="4360"/>
             <w:vAlign w:val="center"/>
           </w:tcPr>
           <w:p>
@@ -203,26 +230,7 @@
             <w:r>
               <w:rPr>
                 <w:rFonts w:ascii="Calibri" w:hAnsi="Calibri" w:eastAsia="Microsoft YaHei"/>
-                <w:b w:val="0"/>
-                <w:sz w:val="18"/>
-              </w:rPr>
-              <w:t>{{company.uen}}</w:t>
-            </w:r>
-          </w:p>
-        </w:tc>
-        <w:tc>
-          <w:tcPr>
-            <w:tcW w:type="dxa" w:w="4460"/>
-            <w:vAlign w:val="center"/>
-          </w:tcPr>
-          <w:p>
-            <w:pPr>
-              <w:spacing w:before="0" w:after="0"/>
-            </w:pPr>
-            <w:r>
-              <w:rPr>
-                <w:rFonts w:ascii="Calibri" w:hAnsi="Calibri" w:eastAsia="Microsoft YaHei"/>
-                <w:b w:val="0"/>
+                <w:b/>
                 <w:sz w:val="18"/>
               </w:rPr>
               <w:t>{{company.registered_office_address}}</w:t>
@@ -233,12 +241,13 @@
     </w:tbl>
     <w:p>
       <w:pPr>
-        <w:spacing w:after="80"/>
+        <w:spacing w:after="0"/>
       </w:pPr>
     </w:p>
     <w:tbl>
       <w:tblPr>
-        <w:tblW w:type="dxa" w:w="8360"/>
+        <w:tblW w:type="dxa" w:w="9360"/>
+        <w:tblLayout w:type="fixed"/>
         <w:tblLook w:firstColumn="1" w:firstRow="1" w:lastColumn="0" w:lastRow="0" w:noHBand="0" w:noVBand="1" w:val="04A0"/>
         <w:tblBorders>
           <w:top w:val="single" w:sz="4" w:space="0" w:color="B8C1CC"/>
@@ -249,22 +258,25 @@
           <w:insideV w:val="single" w:sz="4" w:space="0" w:color="B8C1CC"/>
         </w:tblBorders>
         <w:tblCellMar>
-          <w:top w:w="90" w:type="dxa"/>
-          <w:bottom w:w="90" w:type="dxa"/>
-          <w:start w:w="110" w:type="dxa"/>
-          <w:end w:w="110" w:type="dxa"/>
+          <w:top w:w="100" w:type="dxa"/>
+          <w:bottom w:w="100" w:type="dxa"/>
+          <w:start w:w="130" w:type="dxa"/>
+          <w:end w:w="130" w:type="dxa"/>
         </w:tblCellMar>
       </w:tblPr>
       <w:tblGrid>
-        <w:gridCol w:w="1850"/>
-        <w:gridCol w:w="1850"/>
-        <w:gridCol w:w="2600"/>
-        <w:gridCol w:w="2060"/>
+        <w:gridCol w:w="1900"/>
+        <w:gridCol w:w="1900"/>
+        <w:gridCol w:w="3100"/>
+        <w:gridCol w:w="2460"/>
       </w:tblGrid>
       <w:tr>
+        <w:trPr>
+          <w:cantSplit/>
+        </w:trPr>
         <w:tc>
           <w:tcPr>
-            <w:tcW w:type="dxa" w:w="1850"/>
+            <w:tcW w:type="dxa" w:w="1900"/>
             <w:shd w:fill="F2F4F7"/>
             <w:vAlign w:val="center"/>
           </w:tcPr>
@@ -285,7 +297,7 @@
         </w:tc>
         <w:tc>
           <w:tcPr>
-            <w:tcW w:type="dxa" w:w="1850"/>
+            <w:tcW w:type="dxa" w:w="1900"/>
             <w:shd w:fill="F2F4F7"/>
             <w:vAlign w:val="center"/>
           </w:tcPr>
@@ -306,7 +318,7 @@
         </w:tc>
         <w:tc>
           <w:tcPr>
-            <w:tcW w:type="dxa" w:w="2600"/>
+            <w:tcW w:type="dxa" w:w="3100"/>
             <w:shd w:fill="F2F4F7"/>
             <w:vAlign w:val="center"/>
           </w:tcPr>
@@ -327,7 +339,7 @@
         </w:tc>
         <w:tc>
           <w:tcPr>
-            <w:tcW w:type="dxa" w:w="2060"/>
+            <w:tcW w:type="dxa" w:w="2460"/>
             <w:shd w:fill="F2F4F7"/>
             <w:vAlign w:val="center"/>
           </w:tcPr>
@@ -348,19 +360,23 @@
         </w:tc>
       </w:tr>
       <w:tr>
+        <w:trPr>
+          <w:cantSplit/>
+        </w:trPr>
         <w:tc>
           <w:tcPr>
-            <w:tcW w:type="dxa" w:w="1850"/>
+            <w:tcW w:type="dxa" w:w="1900"/>
             <w:vAlign w:val="center"/>
           </w:tcPr>
           <w:p>
             <w:pPr>
               <w:spacing w:before="0" w:after="0"/>
+              <w:jc w:val="center"/>
             </w:pPr>
             <w:r>
               <w:rPr>
                 <w:rFonts w:ascii="Calibri" w:hAnsi="Calibri" w:eastAsia="Microsoft YaHei"/>
-                <w:b w:val="0"/>
+                <w:b/>
                 <w:sz w:val="18"/>
               </w:rPr>
               <w:t>{{m05.fye_date}}</w:t>
@@ -369,17 +385,18 @@
         </w:tc>
         <w:tc>
           <w:tcPr>
-            <w:tcW w:type="dxa" w:w="1850"/>
+            <w:tcW w:type="dxa" w:w="1900"/>
             <w:vAlign w:val="center"/>
           </w:tcPr>
           <w:p>
             <w:pPr>
               <w:spacing w:before="0" w:after="0"/>
+              <w:jc w:val="center"/>
             </w:pPr>
             <w:r>
               <w:rPr>
                 <w:rFonts w:ascii="Calibri" w:hAnsi="Calibri" w:eastAsia="Microsoft YaHei"/>
-                <w:b w:val="0"/>
+                <w:b/>
                 <w:sz w:val="18"/>
               </w:rPr>
               <w:t>{{m05.agm_date}}</w:t>
@@ -388,17 +405,18 @@
         </w:tc>
         <w:tc>
           <w:tcPr>
-            <w:tcW w:type="dxa" w:w="2600"/>
+            <w:tcW w:type="dxa" w:w="3100"/>
             <w:vAlign w:val="center"/>
           </w:tcPr>
           <w:p>
             <w:pPr>
               <w:spacing w:before="0" w:after="0"/>
+              <w:jc w:val="center"/>
             </w:pPr>
             <w:r>
               <w:rPr>
                 <w:rFonts w:ascii="Calibri" w:hAnsi="Calibri" w:eastAsia="Microsoft YaHei"/>
-                <w:b w:val="0"/>
+                <w:b/>
                 <w:sz w:val="18"/>
               </w:rPr>
               <w:t>{{m05.financial_statement_date_display}}</w:t>
@@ -407,17 +425,18 @@
         </w:tc>
         <w:tc>
           <w:tcPr>
-            <w:tcW w:type="dxa" w:w="2060"/>
+            <w:tcW w:type="dxa" w:w="2460"/>
             <w:vAlign w:val="center"/>
           </w:tcPr>
           <w:p>
             <w:pPr>
               <w:spacing w:before="0" w:after="0"/>
+              <w:jc w:val="center"/>
             </w:pPr>
             <w:r>
               <w:rPr>
                 <w:rFonts w:ascii="Calibri" w:hAnsi="Calibri" w:eastAsia="Microsoft YaHei"/>
-                <w:b w:val="0"/>
+                <w:b/>
                 <w:sz w:val="18"/>
               </w:rPr>
               <w:t>{{m05.accounts_status_label}}</w:t>
@@ -428,12 +447,13 @@
     </w:tbl>
     <w:p>
       <w:pPr>
-        <w:spacing w:after="80"/>
+        <w:spacing w:after="0"/>
       </w:pPr>
     </w:p>
     <w:tbl>
       <w:tblPr>
-        <w:tblW w:type="dxa" w:w="8260"/>
+        <w:tblW w:type="dxa" w:w="9360"/>
+        <w:tblLayout w:type="fixed"/>
         <w:tblLook w:firstColumn="1" w:firstRow="1" w:lastColumn="0" w:lastRow="0" w:noHBand="0" w:noVBand="1" w:val="04A0"/>
         <w:tblBorders>
           <w:top w:val="single" w:sz="4" w:space="0" w:color="B8C1CC"/>
@@ -444,19 +464,22 @@
           <w:insideV w:val="single" w:sz="4" w:space="0" w:color="B8C1CC"/>
         </w:tblBorders>
         <w:tblCellMar>
-          <w:top w:w="90" w:type="dxa"/>
-          <w:bottom w:w="90" w:type="dxa"/>
-          <w:start w:w="110" w:type="dxa"/>
-          <w:end w:w="110" w:type="dxa"/>
+          <w:top w:w="100" w:type="dxa"/>
+          <w:bottom w:w="100" w:type="dxa"/>
+          <w:start w:w="130" w:type="dxa"/>
+          <w:end w:w="130" w:type="dxa"/>
         </w:tblCellMar>
       </w:tblPr>
       <w:tblGrid>
         <w:gridCol w:w="2200"/>
-        <w:gridCol w:w="2700"/>
-        <w:gridCol w:w="2400"/>
-        <w:gridCol w:w="960"/>
+        <w:gridCol w:w="2900"/>
+        <w:gridCol w:w="2500"/>
+        <w:gridCol w:w="1760"/>
       </w:tblGrid>
       <w:tr>
+        <w:trPr>
+          <w:cantSplit/>
+        </w:trPr>
         <w:tc>
           <w:tcPr>
             <w:tcW w:type="dxa" w:w="2200"/>
@@ -480,7 +503,7 @@
         </w:tc>
         <w:tc>
           <w:tcPr>
-            <w:tcW w:type="dxa" w:w="2700"/>
+            <w:tcW w:type="dxa" w:w="2900"/>
             <w:shd w:fill="F2F4F7"/>
             <w:vAlign w:val="center"/>
           </w:tcPr>
@@ -501,7 +524,7 @@
         </w:tc>
         <w:tc>
           <w:tcPr>
-            <w:tcW w:type="dxa" w:w="2400"/>
+            <w:tcW w:type="dxa" w:w="2500"/>
             <w:shd w:fill="F2F4F7"/>
             <w:vAlign w:val="center"/>
           </w:tcPr>
@@ -522,7 +545,7 @@
         </w:tc>
         <w:tc>
           <w:tcPr>
-            <w:tcW w:type="dxa" w:w="960"/>
+            <w:tcW w:type="dxa" w:w="1760"/>
             <w:shd w:fill="F2F4F7"/>
             <w:vAlign w:val="center"/>
           </w:tcPr>
@@ -543,6 +566,9 @@
         </w:tc>
       </w:tr>
       <w:tr>
+        <w:trPr>
+          <w:cantSplit/>
+        </w:trPr>
         <w:tc>
           <w:tcPr>
             <w:tcW w:type="dxa" w:w="2200"/>
@@ -551,11 +577,12 @@
           <w:p>
             <w:pPr>
               <w:spacing w:before="0" w:after="0"/>
+              <w:jc w:val="center"/>
             </w:pPr>
             <w:r>
               <w:rPr>
                 <w:rFonts w:ascii="Calibri" w:hAnsi="Calibri" w:eastAsia="Microsoft YaHei"/>
-                <w:b w:val="0"/>
+                <w:b/>
                 <w:sz w:val="18"/>
               </w:rPr>
               <w:t>{{company.total_issued_shares}}</w:t>
@@ -564,17 +591,18 @@
         </w:tc>
         <w:tc>
           <w:tcPr>
-            <w:tcW w:type="dxa" w:w="2700"/>
+            <w:tcW w:type="dxa" w:w="2900"/>
             <w:vAlign w:val="center"/>
           </w:tcPr>
           <w:p>
             <w:pPr>
               <w:spacing w:before="0" w:after="0"/>
+              <w:jc w:val="center"/>
             </w:pPr>
             <w:r>
               <w:rPr>
                 <w:rFonts w:ascii="Calibri" w:hAnsi="Calibri" w:eastAsia="Microsoft YaHei"/>
-                <w:b w:val="0"/>
+                <w:b/>
                 <w:sz w:val="18"/>
               </w:rPr>
               <w:t>{{company.issued_share_capital}}</w:t>
@@ -583,17 +611,18 @@
         </w:tc>
         <w:tc>
           <w:tcPr>
-            <w:tcW w:type="dxa" w:w="2400"/>
+            <w:tcW w:type="dxa" w:w="2500"/>
             <w:vAlign w:val="center"/>
           </w:tcPr>
           <w:p>
             <w:pPr>
               <w:spacing w:before="0" w:after="0"/>
+              <w:jc w:val="center"/>
             </w:pPr>
             <w:r>
               <w:rPr>
                 <w:rFonts w:ascii="Calibri" w:hAnsi="Calibri" w:eastAsia="Microsoft YaHei"/>
-                <w:b w:val="0"/>
+                <w:b/>
                 <w:sz w:val="18"/>
               </w:rPr>
               <w:t>{{company.paid_up_capital}}</w:t>
@@ -602,17 +631,18 @@
         </w:tc>
         <w:tc>
           <w:tcPr>
-            <w:tcW w:type="dxa" w:w="960"/>
+            <w:tcW w:type="dxa" w:w="1760"/>
             <w:vAlign w:val="center"/>
           </w:tcPr>
           <w:p>
             <w:pPr>
               <w:spacing w:before="0" w:after="0"/>
+              <w:jc w:val="center"/>
             </w:pPr>
             <w:r>
               <w:rPr>
                 <w:rFonts w:ascii="Calibri" w:hAnsi="Calibri" w:eastAsia="Microsoft YaHei"/>
-                <w:b w:val="0"/>
+                <w:b/>
                 <w:sz w:val="18"/>
               </w:rPr>
               <w:t>{{company.currency}}</w:t>
@@ -623,7 +653,7 @@
     </w:tbl>
     <w:p>
       <w:pPr>
-        <w:spacing w:after="80"/>
+        <w:spacing w:after="0"/>
       </w:pPr>
     </w:p>
     <w:p>
